--- a/test/corpus/files/docx/styles.docx
+++ b/test/corpus/files/docx/styles.docx
@@ -1,6 +1,6 @@
 
 <file path=word/document.xml><?xml version="1.0" encoding="utf-8"?>
-<w:document xmlns:w="http://schemas.openxmlformats.org/wordprocessingml/2006/main" xmlns:r="http://schemas.openxmlformats.org/officeDocument/2006/relationships">
+<w:document xmlns:w="http://schemas.openxmlformats.org/wordprocessingml/2006/main" xmlns:r="http://schemas.openxmlformats.org/officeDocument/2006/relationships" xmlns:wp="http://schemas.openxmlformats.org/drawingml/2006/wordprocessingDrawing" xmlns:a="http://schemas.openxmlformats.org/drawingml/2006/main" xmlns:pic="http://schemas.openxmlformats.org/drawingml/2006/picture">
   <w:body>
     <w:p>
       <w:pPr>
